--- a/sro-docs/sro/СИС/templates/02_Доверенность.docx
+++ b/sro-docs/sro/СИС/templates/02_Доверенность.docx
@@ -289,7 +289,7 @@
           <w:rStyle w:val="FontStyle13"/>
           <w:b w:val="0"/>
         </w:rPr>
-        <w:t xml:space="preserve">Полное название организации-члена СРО: {{company_full_name}} (ОГРН /ОГРНИП {{ogrn}} ИНН {{inn}}, КПП {{kpp}}, зарегистрированное по адресу {{legal_address}}), в лице {{director_position_genitive}} {{director_full_name_genitive}}, действующего на основании {{director_basis_genitive}}, настоящей доверенностью уполномочивает:</w:t>
+        <w:t xml:space="preserve">Полное название организации-члена СРО: {{company_full_name}} (ОГРН /ОГРНИП {{ogrn}} ИНН {{inn}}, {{kpp_phrase}}зарегистрированное по адресу {{legal_address}}), в лице {{director_position_genitive}} {{director_full_name_genitive}}, действующего на основании {{director_basis_genitive}}, настоящей доверенностью уполномочивает:</w:t>
       </w:r>
       <w:r>
         <w:rPr>
